--- a/docs/PRD - Pronostico de Puntos de Inflexion LTC v1.0.docx
+++ b/docs/PRD - Pronostico de Puntos de Inflexion LTC v1.0.docx
@@ -6427,7 +6427,7 @@
                 <w:sz w:val="19"/>
                 <w:szCs w:val="19"/>
               </w:rPr>
-              <w:t xml:space="preserve">Python 3.11</w:t>
+              <w:t xml:space="preserve">Python 3.14</w:t>
             </w:r>
           </w:p>
         </w:tc>
@@ -6454,7 +6454,7 @@
                 <w:sz w:val="19"/>
                 <w:szCs w:val="19"/>
               </w:rPr>
-              <w:t xml:space="preserve">Es donde vive todo el ecosistema de series temporales y Hugging Face</w:t>
+              <w:t xml:space="preserve">Ultima estable. Se midio que resuelve identico a 3.13 con torch 2.13 y transformers 5.14; 3.15 se descarta porque ningun torch publica ruedas para esa version</w:t>
             </w:r>
           </w:p>
         </w:tc>

--- a/docs/PRD - Pronostico de Puntos de Inflexion LTC v1.0.docx
+++ b/docs/PRD - Pronostico de Puntos de Inflexion LTC v1.0.docx
@@ -427,6 +427,116 @@
                 <w:szCs w:val="20"/>
               </w:rPr>
               <w:t xml:space="preserve">Señales y Sistemas — 3.er Trimestre 2026</w:t>
+            </w:r>
+          </w:p>
+        </w:tc>
+      </w:tr>
+      <w:tr>
+        <w:tc>
+          <w:tcPr>
+            <w:tcW w:type="dxa" w:w="2400"/>
+            <w:tcMar>
+              <w:top w:type="dxa" w:w="110"/>
+              <w:left w:type="dxa" w:w="0"/>
+              <w:bottom w:type="dxa" w:w="110"/>
+              <w:right w:type="dxa" w:w="120"/>
+            </w:tcMar>
+          </w:tcPr>
+          <w:p>
+            <w:pPr>
+              <w:spacing w:after="0"/>
+            </w:pPr>
+            <w:r>
+              <w:rPr>
+                <w:rFonts w:ascii="Calibri" w:cs="Calibri" w:eastAsia="Calibri" w:hAnsi="Calibri"/>
+                <w:b/>
+                <w:bCs/>
+                <w:color w:val="5A6675"/>
+                <w:spacing w:val="20"/>
+                <w:sz w:val="16"/>
+                <w:szCs w:val="16"/>
+              </w:rPr>
+              <w:t xml:space="preserve">PROGRAMA</w:t>
+            </w:r>
+          </w:p>
+        </w:tc>
+        <w:tc>
+          <w:tcPr>
+            <w:tcW w:type="dxa" w:w="6960"/>
+            <w:tcMar>
+              <w:top w:type="dxa" w:w="110"/>
+              <w:left w:type="dxa" w:w="0"/>
+              <w:bottom w:type="dxa" w:w="110"/>
+              <w:right w:type="dxa" w:w="0"/>
+            </w:tcMar>
+          </w:tcPr>
+          <w:p>
+            <w:pPr>
+              <w:spacing w:after="0"/>
+            </w:pPr>
+            <w:r>
+              <w:rPr>
+                <w:rFonts w:ascii="Calibri" w:cs="Calibri" w:eastAsia="Calibri" w:hAnsi="Calibri"/>
+                <w:color w:val="20242B"/>
+                <w:sz w:val="20"/>
+                <w:szCs w:val="20"/>
+              </w:rPr>
+              <w:t xml:space="preserve">Tecnologías de la Información y Comunicación Empresarial</w:t>
+            </w:r>
+          </w:p>
+        </w:tc>
+      </w:tr>
+      <w:tr>
+        <w:tc>
+          <w:tcPr>
+            <w:tcW w:type="dxa" w:w="2400"/>
+            <w:tcMar>
+              <w:top w:type="dxa" w:w="110"/>
+              <w:left w:type="dxa" w:w="0"/>
+              <w:bottom w:type="dxa" w:w="110"/>
+              <w:right w:type="dxa" w:w="120"/>
+            </w:tcMar>
+          </w:tcPr>
+          <w:p>
+            <w:pPr>
+              <w:spacing w:after="0"/>
+            </w:pPr>
+            <w:r>
+              <w:rPr>
+                <w:rFonts w:ascii="Calibri" w:cs="Calibri" w:eastAsia="Calibri" w:hAnsi="Calibri"/>
+                <w:b/>
+                <w:bCs/>
+                <w:color w:val="5A6675"/>
+                <w:spacing w:val="20"/>
+                <w:sz w:val="16"/>
+                <w:szCs w:val="16"/>
+              </w:rPr>
+              <w:t xml:space="preserve">INSTITUCIÓN</w:t>
+            </w:r>
+          </w:p>
+        </w:tc>
+        <w:tc>
+          <w:tcPr>
+            <w:tcW w:type="dxa" w:w="6960"/>
+            <w:tcMar>
+              <w:top w:type="dxa" w:w="110"/>
+              <w:left w:type="dxa" w:w="0"/>
+              <w:bottom w:type="dxa" w:w="110"/>
+              <w:right w:type="dxa" w:w="0"/>
+            </w:tcMar>
+          </w:tcPr>
+          <w:p>
+            <w:pPr>
+              <w:spacing w:after="0"/>
+            </w:pPr>
+            <w:r>
+              <w:rPr>
+                <w:rFonts w:ascii="Calibri" w:cs="Calibri" w:eastAsia="Calibri" w:hAnsi="Calibri"/>
+                <w:color w:val="20242B"/>
+                <w:sz w:val="20"/>
+                <w:szCs w:val="20"/>
+              </w:rPr>
+              <w:t xml:space="preserve">Universidad Invenio</w:t>
             </w:r>
           </w:p>
         </w:tc>
